--- a/Implement SSH.docx
+++ b/Implement SSH.docx
@@ -42,7 +42,6 @@
         <w:t xml:space="preserve"> on a Linux </w:t>
       </w:r>
       <w:proofErr w:type="spellStart"/>
-      <w:proofErr w:type="gramStart"/>
       <w:r>
         <w:rPr>
           <w:b/>
@@ -53,7 +52,6 @@
         <w:t>server.Task</w:t>
       </w:r>
       <w:proofErr w:type="spellEnd"/>
-      <w:proofErr w:type="gramEnd"/>
       <w:r>
         <w:rPr>
           <w:b/>
@@ -138,6 +136,7 @@
         <w:rPr>
           <w:b/>
           <w:bCs/>
+          <w:noProof/>
           <w:sz w:val="40"/>
           <w:szCs w:val="40"/>
         </w:rPr>
@@ -192,6 +191,7 @@
         <w:rPr>
           <w:b/>
           <w:bCs/>
+          <w:noProof/>
           <w:sz w:val="40"/>
           <w:szCs w:val="40"/>
         </w:rPr>
@@ -273,7 +273,6 @@
         <w:t xml:space="preserve"> to allow only SSH (port 22) and HTTP (port 80) traffic, and block all other incoming </w:t>
       </w:r>
       <w:proofErr w:type="spellStart"/>
-      <w:proofErr w:type="gramStart"/>
       <w:r>
         <w:rPr>
           <w:b/>
@@ -284,7 +283,6 @@
         <w:t>connections.Hint</w:t>
       </w:r>
       <w:proofErr w:type="spellEnd"/>
-      <w:proofErr w:type="gramEnd"/>
       <w:r>
         <w:rPr>
           <w:b/>
@@ -880,9 +878,9 @@
         <w:tblLook w:val="04A0" w:firstRow="1" w:lastRow="0" w:firstColumn="1" w:lastColumn="0" w:noHBand="0" w:noVBand="1"/>
       </w:tblPr>
       <w:tblGrid>
-        <w:gridCol w:w="2701"/>
-        <w:gridCol w:w="2437"/>
-        <w:gridCol w:w="4212"/>
+        <w:gridCol w:w="2984"/>
+        <w:gridCol w:w="2008"/>
+        <w:gridCol w:w="4358"/>
       </w:tblGrid>
       <w:tr>
         <w:trPr>
@@ -1024,17 +1022,6 @@
             </w:pPr>
             <w:r>
               <w:rPr>
-                <w:rFonts w:ascii="Segoe UI Emoji" w:hAnsi="Segoe UI Emoji" w:cs="Segoe UI Emoji"/>
-                <w:b/>
-                <w:bCs/>
-                <w:noProof/>
-                <w:sz w:val="36"/>
-                <w:szCs w:val="36"/>
-              </w:rPr>
-              <w:t>✅</w:t>
-            </w:r>
-            <w:r>
-              <w:rPr>
                 <w:b/>
                 <w:bCs/>
                 <w:noProof/>
@@ -1125,17 +1112,6 @@
             </w:pPr>
             <w:r>
               <w:rPr>
-                <w:rFonts w:ascii="Segoe UI Emoji" w:hAnsi="Segoe UI Emoji" w:cs="Segoe UI Emoji"/>
-                <w:b/>
-                <w:bCs/>
-                <w:noProof/>
-                <w:sz w:val="36"/>
-                <w:szCs w:val="36"/>
-              </w:rPr>
-              <w:t>✅</w:t>
-            </w:r>
-            <w:r>
-              <w:rPr>
                 <w:b/>
                 <w:bCs/>
                 <w:noProof/>
@@ -1225,17 +1201,6 @@
             </w:pPr>
             <w:r>
               <w:rPr>
-                <w:rFonts w:ascii="Segoe UI Emoji" w:hAnsi="Segoe UI Emoji" w:cs="Segoe UI Emoji"/>
-                <w:b/>
-                <w:bCs/>
-                <w:noProof/>
-                <w:sz w:val="36"/>
-                <w:szCs w:val="36"/>
-              </w:rPr>
-              <w:t>✅</w:t>
-            </w:r>
-            <w:r>
-              <w:rPr>
                 <w:b/>
                 <w:bCs/>
                 <w:noProof/>
@@ -1325,17 +1290,6 @@
             </w:pPr>
             <w:r>
               <w:rPr>
-                <w:rFonts w:ascii="Segoe UI Emoji" w:hAnsi="Segoe UI Emoji" w:cs="Segoe UI Emoji"/>
-                <w:b/>
-                <w:bCs/>
-                <w:noProof/>
-                <w:sz w:val="36"/>
-                <w:szCs w:val="36"/>
-              </w:rPr>
-              <w:t>✅</w:t>
-            </w:r>
-            <w:r>
-              <w:rPr>
                 <w:b/>
                 <w:bCs/>
                 <w:noProof/>
@@ -1425,17 +1379,6 @@
             </w:pPr>
             <w:r>
               <w:rPr>
-                <w:rFonts w:ascii="Segoe UI Emoji" w:hAnsi="Segoe UI Emoji" w:cs="Segoe UI Emoji"/>
-                <w:b/>
-                <w:bCs/>
-                <w:noProof/>
-                <w:sz w:val="36"/>
-                <w:szCs w:val="36"/>
-              </w:rPr>
-              <w:t>⚠️</w:t>
-            </w:r>
-            <w:r>
-              <w:rPr>
                 <w:b/>
                 <w:bCs/>
                 <w:noProof/>
@@ -1525,17 +1468,6 @@
             </w:pPr>
             <w:r>
               <w:rPr>
-                <w:rFonts w:ascii="Segoe UI Emoji" w:hAnsi="Segoe UI Emoji" w:cs="Segoe UI Emoji"/>
-                <w:b/>
-                <w:bCs/>
-                <w:noProof/>
-                <w:sz w:val="36"/>
-                <w:szCs w:val="36"/>
-              </w:rPr>
-              <w:t>⚠️</w:t>
-            </w:r>
-            <w:r>
-              <w:rPr>
                 <w:b/>
                 <w:bCs/>
                 <w:noProof/>
@@ -1625,17 +1557,6 @@
             </w:pPr>
             <w:r>
               <w:rPr>
-                <w:rFonts w:ascii="Segoe UI Emoji" w:hAnsi="Segoe UI Emoji" w:cs="Segoe UI Emoji"/>
-                <w:b/>
-                <w:bCs/>
-                <w:noProof/>
-                <w:sz w:val="36"/>
-                <w:szCs w:val="36"/>
-              </w:rPr>
-              <w:t>⚠️</w:t>
-            </w:r>
-            <w:r>
-              <w:rPr>
                 <w:b/>
                 <w:bCs/>
                 <w:noProof/>
@@ -1723,17 +1644,6 @@
                 <w:szCs w:val="36"/>
               </w:rPr>
             </w:pPr>
-            <w:r>
-              <w:rPr>
-                <w:rFonts w:ascii="Segoe UI Emoji" w:hAnsi="Segoe UI Emoji" w:cs="Segoe UI Emoji"/>
-                <w:b/>
-                <w:bCs/>
-                <w:noProof/>
-                <w:sz w:val="36"/>
-                <w:szCs w:val="36"/>
-              </w:rPr>
-              <w:t>⚠️</w:t>
-            </w:r>
             <w:r>
               <w:rPr>
                 <w:b/>
@@ -2400,6 +2310,7 @@
   <w:style w:type="character" w:default="1" w:styleId="DefaultParagraphFont">
     <w:name w:val="Default Paragraph Font"/>
     <w:uiPriority w:val="1"/>
+    <w:semiHidden/>
     <w:unhideWhenUsed/>
   </w:style>
   <w:style w:type="table" w:default="1" w:styleId="TableNormal">
